--- a/production/worksheets/04-ch4-sound-transfer-student.docx
+++ b/production/worksheets/04-ch4-sound-transfer-student.docx
@@ -27,7 +27,7 @@
           <w:b w:val="0"/>
           <w:i w:val="0"/>
           <w:color w:val="555555"/>
-          <w:sz w:val="22"/>
+          <w:sz w:val="24"/>
         </w:rPr>
         <w:t>Chapter 4 · Energy Transfer · Week 4 (Days 1–2)</w:t>
       </w:r>
@@ -72,7 +72,7 @@
           <w:b w:val="0"/>
           <w:i w:val="0"/>
           <w:color w:val="1A1A1A"/>
-          <w:sz w:val="22"/>
+          <w:sz w:val="24"/>
         </w:rPr>
         <w:t>Can sound transfer energy and cause a change without direct contact?</w:t>
       </w:r>
@@ -102,7 +102,7 @@
           <w:b w:val="0"/>
           <w:i w:val="0"/>
           <w:color w:val="1A1A1A"/>
-          <w:sz w:val="22"/>
+          <w:sz w:val="24"/>
         </w:rPr>
         <w:t>What do you think will happen to the paper when the cup is tapped?</w:t>
       </w:r>
@@ -162,7 +162,7 @@
           <w:b w:val="0"/>
           <w:i w:val="0"/>
           <w:color w:val="1A1A1A"/>
-          <w:sz w:val="22"/>
+          <w:sz w:val="24"/>
         </w:rPr>
         <w:t>Draw your setup. Label the SOUND SOURCE and the PAPER TARGET.</w:t>
       </w:r>
@@ -200,7 +200,7 @@
                 <w:b w:val="0"/>
                 <w:i/>
                 <w:color w:val="555555"/>
-                <w:sz w:val="20"/>
+                <w:sz w:val="24"/>
               </w:rPr>
               <w:t>Draw here: cup + tapping object + paper target</w:t>
             </w:r>
@@ -218,7 +218,7 @@
           <w:b w:val="0"/>
           <w:i/>
           <w:color w:val="555555"/>
-          <w:sz w:val="20"/>
+          <w:sz w:val="24"/>
         </w:rPr>
         <w:t>The cup must NOT touch the paper.</w:t>
       </w:r>
@@ -248,7 +248,7 @@
           <w:b w:val="0"/>
           <w:i w:val="0"/>
           <w:color w:val="1A1A1A"/>
-          <w:sz w:val="22"/>
+          <w:sz w:val="24"/>
         </w:rPr>
         <w:t>Tap the bottom of the cup. Watch the paper. Record what you see. Keep your body very still — no bumping the table.</w:t>
       </w:r>
@@ -286,7 +286,7 @@
                 <w:b/>
                 <w:i w:val="0"/>
                 <w:color w:val="FFFFFF"/>
-                <w:sz w:val="22"/>
+                <w:sz w:val="24"/>
               </w:rPr>
               <w:t>Distance (qualitative)</w:t>
             </w:r>
@@ -311,7 +311,7 @@
                 <w:b/>
                 <w:i w:val="0"/>
                 <w:color w:val="FFFFFF"/>
-                <w:sz w:val="22"/>
+                <w:sz w:val="24"/>
               </w:rPr>
               <w:t>What did the paper do?</w:t>
             </w:r>
@@ -336,7 +336,7 @@
                 <w:b/>
                 <w:i w:val="0"/>
                 <w:color w:val="FFFFFF"/>
-                <w:sz w:val="22"/>
+                <w:sz w:val="24"/>
               </w:rPr>
               <w:t>Clear / Slight / None</w:t>
             </w:r>
@@ -361,7 +361,7 @@
                 <w:b/>
                 <w:i w:val="0"/>
                 <w:color w:val="FFFFFF"/>
-                <w:sz w:val="22"/>
+                <w:sz w:val="24"/>
               </w:rPr>
               <w:t>What is your evidence?</w:t>
             </w:r>
@@ -381,7 +381,7 @@
                 <w:b/>
                 <w:i w:val="0"/>
                 <w:color w:val="1A1A1A"/>
-                <w:sz w:val="22"/>
+                <w:sz w:val="24"/>
               </w:rPr>
               <w:t>Near</w:t>
             </w:r>
@@ -419,7 +419,7 @@
                 <w:b/>
                 <w:i w:val="0"/>
                 <w:color w:val="1A1A1A"/>
-                <w:sz w:val="22"/>
+                <w:sz w:val="24"/>
               </w:rPr>
               <w:t>Middle</w:t>
             </w:r>
@@ -457,7 +457,7 @@
                 <w:b/>
                 <w:i w:val="0"/>
                 <w:color w:val="1A1A1A"/>
-                <w:sz w:val="22"/>
+                <w:sz w:val="24"/>
               </w:rPr>
               <w:t>Farther</w:t>
             </w:r>
@@ -495,7 +495,7 @@
                 <w:b/>
                 <w:i w:val="0"/>
                 <w:color w:val="1A1A1A"/>
-                <w:sz w:val="22"/>
+                <w:sz w:val="24"/>
               </w:rPr>
               <w:t>Notes</w:t>
             </w:r>
@@ -531,7 +531,7 @@
           <w:b w:val="0"/>
           <w:i/>
           <w:color w:val="555555"/>
-          <w:sz w:val="20"/>
+          <w:sz w:val="24"/>
         </w:rPr>
         <w:t>Distance is qualitative — just near / middle / farther. You do NOT need exact numbers.</w:t>
       </w:r>
@@ -561,7 +561,7 @@
           <w:b w:val="0"/>
           <w:i w:val="0"/>
           <w:color w:val="1A1A1A"/>
-          <w:sz w:val="22"/>
+          <w:sz w:val="24"/>
         </w:rPr>
         <w:t>How does the paper's movement provide evidence that sound transferred energy?</w:t>
       </w:r>
